--- a/download/controllable_unit.docx
+++ b/download/controllable_unit.docx
@@ -2,7 +2,7 @@
 <file path=word/document.xml><?xml version="1.0" encoding="utf-8"?>
 <w:document xmlns:w="http://schemas.openxmlformats.org/wordprocessingml/2006/main" xmlns:m="http://schemas.openxmlformats.org/officeDocument/2006/math" xmlns:r="http://schemas.openxmlformats.org/officeDocument/2006/relationships" xmlns:o="urn:schemas-microsoft-com:office:office" xmlns:v="urn:schemas-microsoft-com:vml" xmlns:w10="urn:schemas-microsoft-com:office:word" xmlns:a="http://schemas.openxmlformats.org/drawingml/2006/main" xmlns:pic="http://schemas.openxmlformats.org/drawingml/2006/picture" xmlns:wp="http://schemas.openxmlformats.org/drawingml/2006/wordprocessingDrawing">
   <w:body>
-    <w:bookmarkStart w:id="51" w:name="controllable-unit"/>
+    <w:bookmarkStart w:id="48" w:name="controllable-unit"/>
     <w:p>
       <w:pPr>
         <w:pStyle w:val="Overskrift1"/>
@@ -111,287 +111,7 @@
       </w:r>
     </w:p>
     <w:bookmarkEnd w:id="21"/>
-    <w:bookmarkStart w:id="25" w:name="status-transitions-for-grid-validation"/>
-    <w:p>
-      <w:pPr>
-        <w:pStyle w:val="Overskrift2"/>
-      </w:pPr>
-      <w:r>
-        <w:t xml:space="preserve">Status transitions for grid validation</w:t>
-      </w:r>
-    </w:p>
-    <w:p>
-      <w:pPr>
-        <w:pStyle w:val="FirstParagraph"/>
-      </w:pPr>
-      <w:r>
-        <w:t xml:space="preserve">The following diagram shows the transitions for the grid validation status of</w:t>
-      </w:r>
-      <w:r>
-        <w:t xml:space="preserve"> </w:t>
-      </w:r>
-      <w:r>
-        <w:t xml:space="preserve">controllable units.</w:t>
-      </w:r>
-      <w:r>
-        <w:t xml:space="preserve"> </w:t>
-      </w:r>
-      <w:r>
-        <w:t xml:space="preserve">It normally starts as</w:t>
-      </w:r>
-      <w:r>
-        <w:t xml:space="preserve"> </w:t>
-      </w:r>
-      <w:r>
-        <w:rPr>
-          <w:rStyle w:val="VerbatimChar"/>
-        </w:rPr>
-        <w:t xml:space="preserve">pending</w:t>
-      </w:r>
-      <w:r>
-        <w:t xml:space="preserve">, then the system operator takes over to conclude</w:t>
-      </w:r>
-      <w:r>
-        <w:t xml:space="preserve"> </w:t>
-      </w:r>
-      <w:r>
-        <w:t xml:space="preserve">on their validation or signal that information is missing.</w:t>
-      </w:r>
-      <w:r>
-        <w:t xml:space="preserve"> </w:t>
-      </w:r>
-      <w:r>
-        <w:t xml:space="preserve">On any change to a technical information on a controllable unit or one of its</w:t>
-      </w:r>
-      <w:r>
-        <w:t xml:space="preserve"> </w:t>
-      </w:r>
-      <w:r>
-        <w:t xml:space="preserve">technical resources, the grid validation status is reset to</w:t>
-      </w:r>
-      <w:r>
-        <w:t xml:space="preserve"> </w:t>
-      </w:r>
-      <w:r>
-        <w:rPr>
-          <w:rStyle w:val="VerbatimChar"/>
-        </w:rPr>
-        <w:t xml:space="preserve">pending</w:t>
-      </w:r>
-      <w:r>
-        <w:t xml:space="preserve"> </w:t>
-      </w:r>
-      <w:r>
-        <w:t xml:space="preserve">if not already</w:t>
-      </w:r>
-      <w:r>
-        <w:t xml:space="preserve"> </w:t>
-      </w:r>
-      <w:r>
-        <w:rPr>
-          <w:rStyle w:val="VerbatimChar"/>
-        </w:rPr>
-        <w:t xml:space="preserve">pending</w:t>
-      </w:r>
-      <w:r>
-        <w:t xml:space="preserve"> </w:t>
-      </w:r>
-      <w:r>
-        <w:t xml:space="preserve">or in statuses</w:t>
-      </w:r>
-      <w:r>
-        <w:t xml:space="preserve"> </w:t>
-      </w:r>
-      <w:r>
-        <w:rPr>
-          <w:rStyle w:val="VerbatimChar"/>
-        </w:rPr>
-        <w:t xml:space="preserve">in_progress</w:t>
-      </w:r>
-      <w:r>
-        <w:t xml:space="preserve"> </w:t>
-      </w:r>
-      <w:r>
-        <w:t xml:space="preserve">or</w:t>
-      </w:r>
-      <w:r>
-        <w:t xml:space="preserve"> </w:t>
-      </w:r>
-      <w:r>
-        <w:rPr>
-          <w:rStyle w:val="VerbatimChar"/>
-        </w:rPr>
-        <w:t xml:space="preserve">validated</w:t>
-      </w:r>
-      <w:r>
-        <w:t xml:space="preserve">.</w:t>
-      </w:r>
-    </w:p>
-    <w:p>
-      <w:pPr>
-        <w:pStyle w:val="BodyText"/>
-      </w:pPr>
-      <w:r>
-        <w:t xml:space="preserve">If the service provider significantly updates data on a controllable unit that</w:t>
-      </w:r>
-      <w:r>
-        <w:t xml:space="preserve"> </w:t>
-      </w:r>
-      <w:r>
-        <w:t xml:space="preserve">has already been</w:t>
-      </w:r>
-      <w:r>
-        <w:t xml:space="preserve"> </w:t>
-      </w:r>
-      <w:r>
-        <w:rPr>
-          <w:rStyle w:val="VerbatimChar"/>
-        </w:rPr>
-        <w:t xml:space="preserve">validated</w:t>
-      </w:r>
-      <w:r>
-        <w:t xml:space="preserve"> </w:t>
-      </w:r>
-      <w:r>
-        <w:t xml:space="preserve">by CSO, then the CSO has the option to re-validate.</w:t>
-      </w:r>
-      <w:r>
-        <w:t xml:space="preserve"> </w:t>
-      </w:r>
-      <w:r>
-        <w:t xml:space="preserve">The</w:t>
-      </w:r>
-      <w:r>
-        <w:t xml:space="preserve"> </w:t>
-      </w:r>
-      <w:r>
-        <w:rPr>
-          <w:rStyle w:val="VerbatimChar"/>
-        </w:rPr>
-        <w:t xml:space="preserve">validated_at</w:t>
-      </w:r>
-      <w:r>
-        <w:t xml:space="preserve"> </w:t>
-      </w:r>
-      <w:r>
-        <w:t xml:space="preserve">field can be used in combination with history on the</w:t>
-      </w:r>
-      <w:r>
-        <w:t xml:space="preserve"> </w:t>
-      </w:r>
-      <w:r>
-        <w:t xml:space="preserve">controllable unit to determine if a significant change has occurred. The CSO can</w:t>
-      </w:r>
-      <w:r>
-        <w:t xml:space="preserve"> </w:t>
-      </w:r>
-      <w:r>
-        <w:t xml:space="preserve">then either reset the status before doing the validation or directly do the</w:t>
-      </w:r>
-      <w:r>
-        <w:t xml:space="preserve"> </w:t>
-      </w:r>
-      <w:r>
-        <w:t xml:space="preserve">validation and just update the</w:t>
-      </w:r>
-      <w:r>
-        <w:t xml:space="preserve"> </w:t>
-      </w:r>
-      <w:r>
-        <w:rPr>
-          <w:rStyle w:val="VerbatimChar"/>
-        </w:rPr>
-        <w:t xml:space="preserve">validated_at</w:t>
-      </w:r>
-      <w:r>
-        <w:t xml:space="preserve"> </w:t>
-      </w:r>
-      <w:r>
-        <w:t xml:space="preserve">timestamp.</w:t>
-      </w:r>
-    </w:p>
-    <w:p>
-      <w:pPr>
-        <w:pStyle w:val="BodyText"/>
-      </w:pPr>
-      <w:hyperlink r:id="rId22">
-        <w:r>
-          <w:rPr>
-            <w:rStyle w:val="Hyperkobling"/>
-          </w:rPr>
-          <w:t xml:space="preserve">Full Size</w:t>
-        </w:r>
-      </w:hyperlink>
-      <w:r>
-        <w:t xml:space="preserve"> </w:t>
-      </w:r>
-      <w:r>
-        <w:t xml:space="preserve">|</w:t>
-      </w:r>
-      <w:r>
-        <w:t xml:space="preserve"> </w:t>
-      </w:r>
-      <w:hyperlink r:id="rId23">
-        <w:r>
-          <w:rPr>
-            <w:rStyle w:val="Hyperkobling"/>
-          </w:rPr>
-          <w:t xml:space="preserve">Plantuml description</w:t>
-        </w:r>
-      </w:hyperlink>
-      <w:r>
-        <w:t xml:space="preserve"> </w:t>
-      </w:r>
-      <w:r>
-        <w:t xml:space="preserve">|</w:t>
-      </w:r>
-      <w:r>
-        <w:t xml:space="preserve"> </w:t>
-      </w:r>
-      <w:hyperlink r:id="rId24">
-        <w:r>
-          <w:rPr>
-            <w:rStyle w:val="Hyperkobling"/>
-          </w:rPr>
-          <w:t xml:space="preserve">How to read the diagram</w:t>
-        </w:r>
-      </w:hyperlink>
-    </w:p>
-    <w:tbl>
-      <w:tblPr>
-        <w:tblStyle w:val="FigureTable"/>
-        <w:tblW w:type="auto" w:w="0"/>
-        <w:jc w:val="center"/>
-        <w:tblLook w:firstRow="0" w:lastRow="0" w:firstColumn="0" w:lastColumn="0"/>
-      </w:tblPr>
-      <w:tblGrid>
-        <w:gridCol w:w="7920"/>
-      </w:tblGrid>
-      <w:tr>
-        <w:tc>
-          <w:tcPr/>
-          <w:p>
-            <w:pPr>
-              <w:pStyle w:val="Compact"/>
-              <w:jc w:val="center"/>
-            </w:pPr>
-            <w:r>
-              <w:t xml:space="preserve">Controllable Unit Registration Status</w:t>
-            </w:r>
-          </w:p>
-        </w:tc>
-      </w:tr>
-    </w:tbl>
-    <w:p>
-      <w:pPr>
-        <w:pStyle w:val="ImageCaption"/>
-      </w:pPr>
-      <w:r>
-        <w:t xml:space="preserve">Controllable Unit Registration Status</w:t>
-      </w:r>
-    </w:p>
-    <w:bookmarkEnd w:id="25"/>
-    <w:bookmarkStart w:id="28" w:name="status-transitions-for-controllable-unit"/>
+    <w:bookmarkStart w:id="25" w:name="status-transitions-for-controllable-unit"/>
     <w:p>
       <w:pPr>
         <w:pStyle w:val="Overskrift2"/>
@@ -466,7 +186,7 @@
       <w:pPr>
         <w:pStyle w:val="BodyText"/>
       </w:pPr>
-      <w:hyperlink r:id="rId26">
+      <w:hyperlink r:id="rId22">
         <w:r>
           <w:rPr>
             <w:rStyle w:val="Hyperkobling"/>
@@ -483,7 +203,7 @@
       <w:r>
         <w:t xml:space="preserve"> </w:t>
       </w:r>
-      <w:hyperlink r:id="rId27">
+      <w:hyperlink r:id="rId23">
         <w:r>
           <w:rPr>
             <w:rStyle w:val="Hyperkobling"/>
@@ -542,8 +262,8 @@
         <w:t xml:space="preserve">Controllable Unit Registration Status</w:t>
       </w:r>
     </w:p>
-    <w:bookmarkEnd w:id="28"/>
-    <w:bookmarkStart w:id="31" w:name="relevant-links"/>
+    <w:bookmarkEnd w:id="25"/>
+    <w:bookmarkStart w:id="28" w:name="relevant-links"/>
     <w:p>
       <w:pPr>
         <w:pStyle w:val="Overskrift2"/>
@@ -560,7 +280,7 @@
           <w:numId w:val="1001"/>
         </w:numPr>
       </w:pPr>
-      <w:hyperlink r:id="rId29">
+      <w:hyperlink r:id="rId26">
         <w:r>
           <w:rPr>
             <w:rStyle w:val="Hyperkobling"/>
@@ -577,7 +297,7 @@
           <w:numId w:val="1001"/>
         </w:numPr>
       </w:pPr>
-      <w:hyperlink r:id="rId30">
+      <w:hyperlink r:id="rId27">
         <w:r>
           <w:rPr>
             <w:rStyle w:val="Hyperkobling"/>
@@ -586,8 +306,8 @@
         </w:r>
       </w:hyperlink>
     </w:p>
-    <w:bookmarkEnd w:id="31"/>
-    <w:bookmarkStart w:id="33" w:name="fields"/>
+    <w:bookmarkEnd w:id="28"/>
+    <w:bookmarkStart w:id="30" w:name="fields"/>
     <w:p>
       <w:pPr>
         <w:pStyle w:val="Overskrift2"/>
@@ -604,10 +324,10 @@
         <w:tblLook w:firstRow="1" w:lastRow="0" w:firstColumn="0" w:lastColumn="0" w:noHBand="0" w:noVBand="0" w:val="0020"/>
       </w:tblPr>
       <w:tblGrid>
-        <w:gridCol w:w="1363"/>
-        <w:gridCol w:w="2530"/>
-        <w:gridCol w:w="3330"/>
-        <w:gridCol w:w="694"/>
+        <w:gridCol w:w="1476"/>
+        <w:gridCol w:w="2739"/>
+        <w:gridCol w:w="2952"/>
+        <w:gridCol w:w="752"/>
       </w:tblGrid>
       <w:tr>
         <w:trPr>
@@ -1250,18 +970,18 @@
               <w:pStyle w:val="Compact"/>
             </w:pPr>
             <w:r>
-              <w:t xml:space="preserve">minimum_duration</w:t>
-            </w:r>
-          </w:p>
-        </w:tc>
-        <w:tc>
-          <w:tcPr/>
-          <w:p>
-            <w:pPr>
-              <w:pStyle w:val="Compact"/>
-            </w:pPr>
-            <w:r>
-              <w:t xml:space="preserve">The minimum activation duration in seconds.</w:t>
+              <w:t xml:space="preserve">accounting_point_id</w:t>
+            </w:r>
+          </w:p>
+        </w:tc>
+        <w:tc>
+          <w:tcPr/>
+          <w:p>
+            <w:pPr>
+              <w:pStyle w:val="Compact"/>
+            </w:pPr>
+            <w:r>
+              <w:t xml:space="preserve">Reference to the accounting point that the controllable unit is connected to.</w:t>
             </w:r>
           </w:p>
         </w:tc>
@@ -1275,238 +995,6 @@
               <w:t xml:space="preserve">bigint</w:t>
             </w:r>
             <w:r>
-              <w:t xml:space="preserve">Min:</w:t>
-            </w:r>
-            <w:r>
-              <w:t xml:space="preserve"> </w:t>
-            </w:r>
-            <w:r>
-              <w:rPr>
-                <w:rStyle w:val="VerbatimChar"/>
-              </w:rPr>
-              <w:t xml:space="preserve">0</w:t>
-            </w:r>
-          </w:p>
-        </w:tc>
-        <w:tc>
-          <w:tcPr/>
-          <w:p>
-            <w:pPr>
-              <w:pStyle w:val="Compact"/>
-            </w:pPr>
-          </w:p>
-        </w:tc>
-      </w:tr>
-      <w:tr>
-        <w:tc>
-          <w:tcPr/>
-          <w:p>
-            <w:pPr>
-              <w:pStyle w:val="Compact"/>
-            </w:pPr>
-            <w:r>
-              <w:t xml:space="preserve">maximum_duration</w:t>
-            </w:r>
-          </w:p>
-        </w:tc>
-        <w:tc>
-          <w:tcPr/>
-          <w:p>
-            <w:pPr>
-              <w:pStyle w:val="Compact"/>
-            </w:pPr>
-            <w:r>
-              <w:t xml:space="preserve">The maximum activation duration in seconds.</w:t>
-            </w:r>
-          </w:p>
-        </w:tc>
-        <w:tc>
-          <w:tcPr/>
-          <w:p>
-            <w:pPr>
-              <w:pStyle w:val="Compact"/>
-            </w:pPr>
-            <w:r>
-              <w:t xml:space="preserve">bigint</w:t>
-            </w:r>
-            <w:r>
-              <w:t xml:space="preserve">Min:</w:t>
-            </w:r>
-            <w:r>
-              <w:t xml:space="preserve"> </w:t>
-            </w:r>
-            <w:r>
-              <w:rPr>
-                <w:rStyle w:val="VerbatimChar"/>
-              </w:rPr>
-              <w:t xml:space="preserve">0</w:t>
-            </w:r>
-          </w:p>
-        </w:tc>
-        <w:tc>
-          <w:tcPr/>
-          <w:p>
-            <w:pPr>
-              <w:pStyle w:val="Compact"/>
-            </w:pPr>
-          </w:p>
-        </w:tc>
-      </w:tr>
-      <w:tr>
-        <w:tc>
-          <w:tcPr/>
-          <w:p>
-            <w:pPr>
-              <w:pStyle w:val="Compact"/>
-            </w:pPr>
-            <w:r>
-              <w:t xml:space="preserve">recovery_duration</w:t>
-            </w:r>
-          </w:p>
-        </w:tc>
-        <w:tc>
-          <w:tcPr/>
-          <w:p>
-            <w:pPr>
-              <w:pStyle w:val="Compact"/>
-            </w:pPr>
-            <w:r>
-              <w:t xml:space="preserve">The minimum recovery duration between activations in seconds.</w:t>
-            </w:r>
-          </w:p>
-        </w:tc>
-        <w:tc>
-          <w:tcPr/>
-          <w:p>
-            <w:pPr>
-              <w:pStyle w:val="Compact"/>
-            </w:pPr>
-            <w:r>
-              <w:t xml:space="preserve">bigint</w:t>
-            </w:r>
-            <w:r>
-              <w:t xml:space="preserve">Min:</w:t>
-            </w:r>
-            <w:r>
-              <w:t xml:space="preserve"> </w:t>
-            </w:r>
-            <w:r>
-              <w:rPr>
-                <w:rStyle w:val="VerbatimChar"/>
-              </w:rPr>
-              <w:t xml:space="preserve">0</w:t>
-            </w:r>
-          </w:p>
-        </w:tc>
-        <w:tc>
-          <w:tcPr/>
-          <w:p>
-            <w:pPr>
-              <w:pStyle w:val="Compact"/>
-            </w:pPr>
-          </w:p>
-        </w:tc>
-      </w:tr>
-      <w:tr>
-        <w:tc>
-          <w:tcPr/>
-          <w:p>
-            <w:pPr>
-              <w:pStyle w:val="Compact"/>
-            </w:pPr>
-            <w:r>
-              <w:t xml:space="preserve">ramp_rate</w:t>
-            </w:r>
-          </w:p>
-        </w:tc>
-        <w:tc>
-          <w:tcPr/>
-          <w:p>
-            <w:pPr>
-              <w:pStyle w:val="Compact"/>
-            </w:pPr>
-            <w:r>
-              <w:t xml:space="preserve">The rate of power per unit of time to reach empty or full power for the controllable unit, in kilowatts per minute.</w:t>
-            </w:r>
-          </w:p>
-        </w:tc>
-        <w:tc>
-          <w:tcPr/>
-          <w:p>
-            <w:pPr>
-              <w:pStyle w:val="Compact"/>
-            </w:pPr>
-            <w:r>
-              <w:t xml:space="preserve">decimal</w:t>
-            </w:r>
-            <w:r>
-              <w:t xml:space="preserve">Min:</w:t>
-            </w:r>
-            <w:r>
-              <w:t xml:space="preserve"> </w:t>
-            </w:r>
-            <w:r>
-              <w:rPr>
-                <w:rStyle w:val="VerbatimChar"/>
-              </w:rPr>
-              <w:t xml:space="preserve">0.001</w:t>
-            </w:r>
-            <w:r>
-              <w:t xml:space="preserve">Multiple of:</w:t>
-            </w:r>
-            <w:r>
-              <w:t xml:space="preserve"> </w:t>
-            </w:r>
-            <w:r>
-              <w:rPr>
-                <w:rStyle w:val="VerbatimChar"/>
-              </w:rPr>
-              <w:t xml:space="preserve">0.001</w:t>
-            </w:r>
-          </w:p>
-        </w:tc>
-        <w:tc>
-          <w:tcPr/>
-          <w:p>
-            <w:pPr>
-              <w:pStyle w:val="Compact"/>
-            </w:pPr>
-          </w:p>
-        </w:tc>
-      </w:tr>
-      <w:tr>
-        <w:tc>
-          <w:tcPr/>
-          <w:p>
-            <w:pPr>
-              <w:pStyle w:val="Compact"/>
-            </w:pPr>
-            <w:r>
-              <w:t xml:space="preserve">accounting_point_id</w:t>
-            </w:r>
-          </w:p>
-        </w:tc>
-        <w:tc>
-          <w:tcPr/>
-          <w:p>
-            <w:pPr>
-              <w:pStyle w:val="Compact"/>
-            </w:pPr>
-            <w:r>
-              <w:t xml:space="preserve">Reference to the accounting point that the controllable unit is connected to.</w:t>
-            </w:r>
-          </w:p>
-        </w:tc>
-        <w:tc>
-          <w:tcPr/>
-          <w:p>
-            <w:pPr>
-              <w:pStyle w:val="Compact"/>
-            </w:pPr>
-            <w:r>
-              <w:t xml:space="preserve">bigint</w:t>
-            </w:r>
-            <w:r>
               <w:t xml:space="preserve">Required</w:t>
             </w:r>
             <w:r>
@@ -1520,7 +1008,7 @@
             <w:pPr>
               <w:pStyle w:val="Compact"/>
             </w:pPr>
-            <w:hyperlink r:id="rId32">
+            <w:hyperlink r:id="rId29">
               <w:r>
                 <w:rPr>
                   <w:rStyle w:val="Hyperkobling"/>
@@ -1539,18 +1027,18 @@
               <w:pStyle w:val="Compact"/>
             </w:pPr>
             <w:r>
-              <w:t xml:space="preserve">grid_node_id</w:t>
-            </w:r>
-          </w:p>
-        </w:tc>
-        <w:tc>
-          <w:tcPr/>
-          <w:p>
-            <w:pPr>
-              <w:pStyle w:val="Compact"/>
-            </w:pPr>
-            <w:r>
-              <w:t xml:space="preserve">Reference to the node that the controllable unit is connected to.</w:t>
+              <w:t xml:space="preserve">additional_information</w:t>
+            </w:r>
+          </w:p>
+        </w:tc>
+        <w:tc>
+          <w:tcPr/>
+          <w:p>
+            <w:pPr>
+              <w:pStyle w:val="Compact"/>
+            </w:pPr>
+            <w:r>
+              <w:t xml:space="preserve">Free text field for extra information about the controllable unit if needed.</w:t>
             </w:r>
           </w:p>
         </w:tc>
@@ -1562,21 +1050,6 @@
             </w:pPr>
             <w:r>
               <w:t xml:space="preserve">text</w:t>
-            </w:r>
-            <w:r>
-              <w:t xml:space="preserve">Pattern:</w:t>
-            </w:r>
-            <w:r>
-              <w:t xml:space="preserve"> </w:t>
-            </w:r>
-            <w:r>
-              <w:rPr>
-                <w:rStyle w:val="VerbatimChar"/>
-              </w:rPr>
-              <w:t xml:space="preserve">^[0-9a-f]{8}-[0-9a-f]{4}-4[0-9a-f]{3}-[89ab][0-9a-f]{3}-[0-9a-f]{12}$</w:t>
-            </w:r>
-            <w:r>
-              <w:t xml:space="preserve">This field is controlled by the system operator, but can be set by the service provider when creating the controllable unit if they have the information.</w:t>
             </w:r>
           </w:p>
         </w:tc>
@@ -1597,101 +1070,32 @@
               <w:pStyle w:val="Compact"/>
             </w:pPr>
             <w:r>
-              <w:t xml:space="preserve">grid_validation_status</w:t>
-            </w:r>
-          </w:p>
-        </w:tc>
-        <w:tc>
-          <w:tcPr/>
-          <w:p>
-            <w:pPr>
-              <w:pStyle w:val="Compact"/>
-            </w:pPr>
-            <w:r>
-              <w:t xml:space="preserve">The grid validation status of the controllable unit.</w:t>
-            </w:r>
-          </w:p>
-        </w:tc>
-        <w:tc>
-          <w:tcPr/>
-          <w:p>
-            <w:pPr>
-              <w:pStyle w:val="Compact"/>
-            </w:pPr>
-            <w:r>
-              <w:t xml:space="preserve">text</w:t>
-            </w:r>
-            <w:r>
-              <w:t xml:space="preserve">One of:</w:t>
-            </w:r>
-            <w:r>
-              <w:t xml:space="preserve"> </w:t>
-            </w:r>
-            <w:r>
-              <w:rPr>
-                <w:rStyle w:val="VerbatimChar"/>
-              </w:rPr>
-              <w:t xml:space="preserve">pending</w:t>
-            </w:r>
-            <w:r>
-              <w:t xml:space="preserve">,</w:t>
-            </w:r>
-            <w:r>
-              <w:t xml:space="preserve"> </w:t>
-            </w:r>
-            <w:r>
-              <w:rPr>
-                <w:rStyle w:val="VerbatimChar"/>
-              </w:rPr>
-              <w:t xml:space="preserve">in_progress</w:t>
-            </w:r>
-            <w:r>
-              <w:t xml:space="preserve">,</w:t>
-            </w:r>
-            <w:r>
-              <w:t xml:space="preserve"> </w:t>
-            </w:r>
-            <w:r>
-              <w:rPr>
-                <w:rStyle w:val="VerbatimChar"/>
-              </w:rPr>
-              <w:t xml:space="preserve">incomplete_information</w:t>
-            </w:r>
-            <w:r>
-              <w:t xml:space="preserve">,</w:t>
-            </w:r>
-            <w:r>
-              <w:t xml:space="preserve"> </w:t>
-            </w:r>
-            <w:r>
-              <w:rPr>
-                <w:rStyle w:val="VerbatimChar"/>
-              </w:rPr>
-              <w:t xml:space="preserve">validated</w:t>
-            </w:r>
-            <w:r>
-              <w:t xml:space="preserve">,</w:t>
-            </w:r>
-            <w:r>
-              <w:t xml:space="preserve"> </w:t>
-            </w:r>
-            <w:r>
-              <w:rPr>
-                <w:rStyle w:val="VerbatimChar"/>
-              </w:rPr>
-              <w:t xml:space="preserve">validation_failed</w:t>
-            </w:r>
-            <w:r>
-              <w:t xml:space="preserve">Default:</w:t>
-            </w:r>
-            <w:r>
-              <w:t xml:space="preserve"> </w:t>
-            </w:r>
-            <w:r>
-              <w:rPr>
-                <w:rStyle w:val="VerbatimChar"/>
-              </w:rPr>
-              <w:t xml:space="preserve">pending</w:t>
+              <w:t xml:space="preserve">recorded_at</w:t>
+            </w:r>
+          </w:p>
+        </w:tc>
+        <w:tc>
+          <w:tcPr/>
+          <w:p>
+            <w:pPr>
+              <w:pStyle w:val="Compact"/>
+            </w:pPr>
+            <w:r>
+              <w:t xml:space="preserve">When the resource was recorded (created or updated) in the system.</w:t>
+            </w:r>
+          </w:p>
+        </w:tc>
+        <w:tc>
+          <w:tcPr/>
+          <w:p>
+            <w:pPr>
+              <w:pStyle w:val="Compact"/>
+            </w:pPr>
+            <w:r>
+              <w:t xml:space="preserve">date-time</w:t>
+            </w:r>
+            <w:r>
+              <w:t xml:space="preserve">Read only</w:t>
             </w:r>
           </w:p>
         </w:tc>
@@ -1712,150 +1116,6 @@
               <w:pStyle w:val="Compact"/>
             </w:pPr>
             <w:r>
-              <w:t xml:space="preserve">grid_validation_notes</w:t>
-            </w:r>
-          </w:p>
-        </w:tc>
-        <w:tc>
-          <w:tcPr/>
-          <w:p>
-            <w:pPr>
-              <w:pStyle w:val="Compact"/>
-            </w:pPr>
-            <w:r>
-              <w:t xml:space="preserve">Free text notes on the current grid validation status.</w:t>
-            </w:r>
-          </w:p>
-        </w:tc>
-        <w:tc>
-          <w:tcPr/>
-          <w:p>
-            <w:pPr>
-              <w:pStyle w:val="Compact"/>
-            </w:pPr>
-            <w:r>
-              <w:t xml:space="preserve">text</w:t>
-            </w:r>
-            <w:r>
-              <w:t xml:space="preserve">Max length:</w:t>
-            </w:r>
-            <w:r>
-              <w:t xml:space="preserve"> </w:t>
-            </w:r>
-            <w:r>
-              <w:rPr>
-                <w:rStyle w:val="VerbatimChar"/>
-              </w:rPr>
-              <w:t xml:space="preserve">512</w:t>
-            </w:r>
-          </w:p>
-        </w:tc>
-        <w:tc>
-          <w:tcPr/>
-          <w:p>
-            <w:pPr>
-              <w:pStyle w:val="Compact"/>
-            </w:pPr>
-          </w:p>
-        </w:tc>
-      </w:tr>
-      <w:tr>
-        <w:tc>
-          <w:tcPr/>
-          <w:p>
-            <w:pPr>
-              <w:pStyle w:val="Compact"/>
-            </w:pPr>
-            <w:r>
-              <w:t xml:space="preserve">validated_at</w:t>
-            </w:r>
-          </w:p>
-        </w:tc>
-        <w:tc>
-          <w:tcPr/>
-          <w:p>
-            <w:pPr>
-              <w:pStyle w:val="Compact"/>
-            </w:pPr>
-            <w:r>
-              <w:t xml:space="preserve">When the controllable unit was last validated.</w:t>
-            </w:r>
-          </w:p>
-        </w:tc>
-        <w:tc>
-          <w:tcPr/>
-          <w:p>
-            <w:pPr>
-              <w:pStyle w:val="Compact"/>
-            </w:pPr>
-            <w:r>
-              <w:t xml:space="preserve">date-time</w:t>
-            </w:r>
-          </w:p>
-        </w:tc>
-        <w:tc>
-          <w:tcPr/>
-          <w:p>
-            <w:pPr>
-              <w:pStyle w:val="Compact"/>
-            </w:pPr>
-          </w:p>
-        </w:tc>
-      </w:tr>
-      <w:tr>
-        <w:tc>
-          <w:tcPr/>
-          <w:p>
-            <w:pPr>
-              <w:pStyle w:val="Compact"/>
-            </w:pPr>
-            <w:r>
-              <w:t xml:space="preserve">recorded_at</w:t>
-            </w:r>
-          </w:p>
-        </w:tc>
-        <w:tc>
-          <w:tcPr/>
-          <w:p>
-            <w:pPr>
-              <w:pStyle w:val="Compact"/>
-            </w:pPr>
-            <w:r>
-              <w:t xml:space="preserve">When the resource was recorded (created or updated) in the system.</w:t>
-            </w:r>
-          </w:p>
-        </w:tc>
-        <w:tc>
-          <w:tcPr/>
-          <w:p>
-            <w:pPr>
-              <w:pStyle w:val="Compact"/>
-            </w:pPr>
-            <w:r>
-              <w:t xml:space="preserve">date-time</w:t>
-            </w:r>
-            <w:r>
-              <w:t xml:space="preserve">Read only</w:t>
-            </w:r>
-          </w:p>
-        </w:tc>
-        <w:tc>
-          <w:tcPr/>
-          <w:p>
-            <w:pPr>
-              <w:pStyle w:val="Compact"/>
-            </w:pPr>
-          </w:p>
-        </w:tc>
-      </w:tr>
-      <w:tr>
-        <w:tc>
-          <w:tcPr/>
-          <w:p>
-            <w:pPr>
-              <w:pStyle w:val="Compact"/>
-            </w:pPr>
-            <w:r>
               <w:t xml:space="preserve">recorded_by</w:t>
             </w:r>
           </w:p>
@@ -1895,8 +1155,8 @@
         </w:tc>
       </w:tr>
     </w:tbl>
-    <w:bookmarkEnd w:id="33"/>
-    <w:bookmarkStart w:id="34" w:name="validation-rules"/>
+    <w:bookmarkEnd w:id="30"/>
+    <w:bookmarkStart w:id="31" w:name="validation-rules"/>
     <w:p>
       <w:pPr>
         <w:pStyle w:val="Overskrift2"/>
@@ -1963,225 +1223,6 @@
               <w:pStyle w:val="Compact"/>
             </w:pPr>
             <w:r>
-              <w:t xml:space="preserve">CU-VAL001</w:t>
-            </w:r>
-          </w:p>
-        </w:tc>
-        <w:tc>
-          <w:tcPr/>
-          <w:p>
-            <w:pPr>
-              <w:pStyle w:val="Compact"/>
-            </w:pPr>
-            <w:r>
-              <w:t xml:space="preserve">If both</w:t>
-            </w:r>
-            <w:r>
-              <w:t xml:space="preserve"> </w:t>
-            </w:r>
-            <w:r>
-              <w:rPr>
-                <w:rStyle w:val="VerbatimChar"/>
-              </w:rPr>
-              <w:t xml:space="preserve">minimum_duration</w:t>
-            </w:r>
-            <w:r>
-              <w:t xml:space="preserve"> </w:t>
-            </w:r>
-            <w:r>
-              <w:t xml:space="preserve">and</w:t>
-            </w:r>
-            <w:r>
-              <w:t xml:space="preserve"> </w:t>
-            </w:r>
-            <w:r>
-              <w:rPr>
-                <w:rStyle w:val="VerbatimChar"/>
-              </w:rPr>
-              <w:t xml:space="preserve">maximum_duration</w:t>
-            </w:r>
-            <w:r>
-              <w:t xml:space="preserve"> </w:t>
-            </w:r>
-            <w:r>
-              <w:t xml:space="preserve">are specified, then the minimum duration must be lower than the maximum duration.</w:t>
-            </w:r>
-          </w:p>
-        </w:tc>
-        <w:tc>
-          <w:tcPr/>
-          <w:p>
-            <w:pPr>
-              <w:pStyle w:val="Compact"/>
-            </w:pPr>
-            <w:r>
-              <w:t xml:space="preserve">DONE</w:t>
-            </w:r>
-          </w:p>
-        </w:tc>
-      </w:tr>
-      <w:tr>
-        <w:tc>
-          <w:tcPr/>
-          <w:p>
-            <w:pPr>
-              <w:pStyle w:val="Compact"/>
-            </w:pPr>
-            <w:r>
-              <w:t xml:space="preserve">CU-VAL002</w:t>
-            </w:r>
-          </w:p>
-        </w:tc>
-        <w:tc>
-          <w:tcPr/>
-          <w:p>
-            <w:pPr>
-              <w:pStyle w:val="Compact"/>
-            </w:pPr>
-            <w:r>
-              <w:t xml:space="preserve">If</w:t>
-            </w:r>
-            <w:r>
-              <w:t xml:space="preserve"> </w:t>
-            </w:r>
-            <w:r>
-              <w:rPr>
-                <w:rStyle w:val="VerbatimChar"/>
-              </w:rPr>
-              <w:t xml:space="preserve">grid_validation_status</w:t>
-            </w:r>
-            <w:r>
-              <w:t xml:space="preserve"> </w:t>
-            </w:r>
-            <w:r>
-              <w:t xml:space="preserve">is set to</w:t>
-            </w:r>
-            <w:r>
-              <w:t xml:space="preserve"> </w:t>
-            </w:r>
-            <w:r>
-              <w:rPr>
-                <w:rStyle w:val="VerbatimChar"/>
-              </w:rPr>
-              <w:t xml:space="preserve">validated</w:t>
-            </w:r>
-            <w:r>
-              <w:t xml:space="preserve">, then</w:t>
-            </w:r>
-            <w:r>
-              <w:t xml:space="preserve"> </w:t>
-            </w:r>
-            <w:r>
-              <w:rPr>
-                <w:rStyle w:val="VerbatimChar"/>
-              </w:rPr>
-              <w:t xml:space="preserve">validated_at</w:t>
-            </w:r>
-            <w:r>
-              <w:t xml:space="preserve"> </w:t>
-            </w:r>
-            <w:r>
-              <w:t xml:space="preserve">must already be specified in the resource or the request.</w:t>
-            </w:r>
-          </w:p>
-        </w:tc>
-        <w:tc>
-          <w:tcPr/>
-          <w:p>
-            <w:pPr>
-              <w:pStyle w:val="Compact"/>
-            </w:pPr>
-            <w:r>
-              <w:t xml:space="preserve">DONE</w:t>
-            </w:r>
-          </w:p>
-        </w:tc>
-      </w:tr>
-      <w:tr>
-        <w:tc>
-          <w:tcPr/>
-          <w:p>
-            <w:pPr>
-              <w:pStyle w:val="Compact"/>
-            </w:pPr>
-            <w:r>
-              <w:t xml:space="preserve">CU-VAL003</w:t>
-            </w:r>
-          </w:p>
-        </w:tc>
-        <w:tc>
-          <w:tcPr/>
-          <w:p>
-            <w:pPr>
-              <w:pStyle w:val="Compact"/>
-            </w:pPr>
-            <w:r>
-              <w:t xml:space="preserve">If</w:t>
-            </w:r>
-            <w:r>
-              <w:t xml:space="preserve"> </w:t>
-            </w:r>
-            <w:r>
-              <w:rPr>
-                <w:rStyle w:val="VerbatimChar"/>
-              </w:rPr>
-              <w:t xml:space="preserve">grid_validation_status</w:t>
-            </w:r>
-            <w:r>
-              <w:t xml:space="preserve"> </w:t>
-            </w:r>
-            <w:r>
-              <w:t xml:space="preserve">is set to</w:t>
-            </w:r>
-            <w:r>
-              <w:t xml:space="preserve"> </w:t>
-            </w:r>
-            <w:r>
-              <w:rPr>
-                <w:rStyle w:val="VerbatimChar"/>
-              </w:rPr>
-              <w:t xml:space="preserve">validation_failed</w:t>
-            </w:r>
-            <w:r>
-              <w:t xml:space="preserve">, then</w:t>
-            </w:r>
-            <w:r>
-              <w:t xml:space="preserve"> </w:t>
-            </w:r>
-            <w:r>
-              <w:rPr>
-                <w:rStyle w:val="VerbatimChar"/>
-              </w:rPr>
-              <w:t xml:space="preserve">validated_at</w:t>
-            </w:r>
-            <w:r>
-              <w:t xml:space="preserve"> </w:t>
-            </w:r>
-            <w:r>
-              <w:t xml:space="preserve">must be unset in the resource or by the request.</w:t>
-            </w:r>
-          </w:p>
-        </w:tc>
-        <w:tc>
-          <w:tcPr/>
-          <w:p>
-            <w:pPr>
-              <w:pStyle w:val="Compact"/>
-            </w:pPr>
-            <w:r>
-              <w:t xml:space="preserve">DONE</w:t>
-            </w:r>
-          </w:p>
-        </w:tc>
-      </w:tr>
-      <w:tr>
-        <w:tc>
-          <w:tcPr/>
-          <w:p>
-            <w:pPr>
-              <w:pStyle w:val="Compact"/>
-            </w:pPr>
-            <w:r>
               <w:t xml:space="preserve">CU-VAL004</w:t>
             </w:r>
           </w:p>
@@ -2222,8 +1263,8 @@
         </w:tc>
       </w:tr>
     </w:tbl>
-    <w:bookmarkEnd w:id="34"/>
-    <w:bookmarkStart w:id="35" w:name="notifications"/>
+    <w:bookmarkEnd w:id="31"/>
+    <w:bookmarkStart w:id="32" w:name="notifications"/>
     <w:p>
       <w:pPr>
         <w:pStyle w:val="Overskrift2"/>
@@ -2422,8 +1463,8 @@
         </w:tc>
       </w:tr>
     </w:tbl>
-    <w:bookmarkEnd w:id="35"/>
-    <w:bookmarkStart w:id="50" w:name="authorization"/>
+    <w:bookmarkEnd w:id="32"/>
+    <w:bookmarkStart w:id="47" w:name="authorization"/>
     <w:p>
       <w:pPr>
         <w:pStyle w:val="Overskrift2"/>
@@ -2432,7 +1473,7 @@
         <w:t xml:space="preserve">Authorization</w:t>
       </w:r>
     </w:p>
-    <w:bookmarkStart w:id="47" w:name="resource-level-authorization"/>
+    <w:bookmarkStart w:id="44" w:name="resource-level-authorization"/>
     <w:p>
       <w:pPr>
         <w:pStyle w:val="Overskrift3"/>
@@ -2451,7 +1492,7 @@
       <w:r>
         <w:t xml:space="preserve"> </w:t>
       </w:r>
-      <w:hyperlink r:id="rId36">
+      <w:hyperlink r:id="rId33">
         <w:r>
           <w:rPr>
             <w:rStyle w:val="Hyperkobling"/>
@@ -2485,7 +1526,7 @@
         <w:t xml:space="preserve">.</w:t>
       </w:r>
     </w:p>
-    <w:bookmarkStart w:id="37" w:name="anonymous"/>
+    <w:bookmarkStart w:id="34" w:name="anonymous"/>
     <w:p>
       <w:pPr>
         <w:pStyle w:val="Overskrift4"/>
@@ -2502,8 +1543,8 @@
         <w:t xml:space="preserve">No policies.</w:t>
       </w:r>
     </w:p>
-    <w:bookmarkEnd w:id="37"/>
-    <w:bookmarkStart w:id="38" w:name="common"/>
+    <w:bookmarkEnd w:id="34"/>
+    <w:bookmarkStart w:id="35" w:name="common"/>
     <w:p>
       <w:pPr>
         <w:pStyle w:val="Overskrift4"/>
@@ -2520,8 +1561,8 @@
         <w:t xml:space="preserve">No policies.</w:t>
       </w:r>
     </w:p>
-    <w:bookmarkEnd w:id="38"/>
-    <w:bookmarkStart w:id="39" w:name="balance-responsible-party"/>
+    <w:bookmarkEnd w:id="35"/>
+    <w:bookmarkStart w:id="36" w:name="balance-responsible-party"/>
     <w:p>
       <w:pPr>
         <w:pStyle w:val="Overskrift4"/>
@@ -2651,8 +1692,8 @@
         </w:tc>
       </w:tr>
     </w:tbl>
-    <w:bookmarkEnd w:id="39"/>
-    <w:bookmarkStart w:id="40" w:name="end-user"/>
+    <w:bookmarkEnd w:id="36"/>
+    <w:bookmarkStart w:id="37" w:name="end-user"/>
     <w:p>
       <w:pPr>
         <w:pStyle w:val="Overskrift4"/>
@@ -2782,8 +1823,8 @@
         </w:tc>
       </w:tr>
     </w:tbl>
-    <w:bookmarkEnd w:id="40"/>
-    <w:bookmarkStart w:id="41" w:name="energy-supplier"/>
+    <w:bookmarkEnd w:id="37"/>
+    <w:bookmarkStart w:id="38" w:name="energy-supplier"/>
     <w:p>
       <w:pPr>
         <w:pStyle w:val="Overskrift4"/>
@@ -2913,8 +1954,8 @@
         </w:tc>
       </w:tr>
     </w:tbl>
-    <w:bookmarkEnd w:id="41"/>
-    <w:bookmarkStart w:id="42" w:name="flexibility-information-system-operator"/>
+    <w:bookmarkEnd w:id="38"/>
+    <w:bookmarkStart w:id="39" w:name="flexibility-information-system-operator"/>
     <w:p>
       <w:pPr>
         <w:pStyle w:val="Overskrift4"/>
@@ -3043,8 +2084,8 @@
         </w:tc>
       </w:tr>
     </w:tbl>
-    <w:bookmarkEnd w:id="42"/>
-    <w:bookmarkStart w:id="43" w:name="organisation"/>
+    <w:bookmarkEnd w:id="39"/>
+    <w:bookmarkStart w:id="40" w:name="organisation"/>
     <w:p>
       <w:pPr>
         <w:pStyle w:val="Overskrift4"/>
@@ -3061,8 +2102,8 @@
         <w:t xml:space="preserve">No policies.</w:t>
       </w:r>
     </w:p>
-    <w:bookmarkEnd w:id="43"/>
-    <w:bookmarkStart w:id="44" w:name="system-operator"/>
+    <w:bookmarkEnd w:id="40"/>
+    <w:bookmarkStart w:id="41" w:name="system-operator"/>
     <w:p>
       <w:pPr>
         <w:pStyle w:val="Overskrift4"/>
@@ -3227,8 +2268,8 @@
         </w:tc>
       </w:tr>
     </w:tbl>
-    <w:bookmarkEnd w:id="44"/>
-    <w:bookmarkStart w:id="45" w:name="service-provider"/>
+    <w:bookmarkEnd w:id="41"/>
+    <w:bookmarkStart w:id="42" w:name="service-provider"/>
     <w:p>
       <w:pPr>
         <w:pStyle w:val="Overskrift4"/>
@@ -3462,8 +2503,8 @@
         </w:tc>
       </w:tr>
     </w:tbl>
-    <w:bookmarkEnd w:id="45"/>
-    <w:bookmarkStart w:id="46" w:name="third-party"/>
+    <w:bookmarkEnd w:id="42"/>
+    <w:bookmarkStart w:id="43" w:name="third-party"/>
     <w:p>
       <w:pPr>
         <w:pStyle w:val="Overskrift4"/>
@@ -3480,9 +2521,9 @@
         <w:t xml:space="preserve">No policies.</w:t>
       </w:r>
     </w:p>
-    <w:bookmarkEnd w:id="46"/>
-    <w:bookmarkEnd w:id="47"/>
-    <w:bookmarkStart w:id="49" w:name="field-level-authorization"/>
+    <w:bookmarkEnd w:id="43"/>
+    <w:bookmarkEnd w:id="44"/>
+    <w:bookmarkStart w:id="46" w:name="field-level-authorization"/>
     <w:p>
       <w:pPr>
         <w:pStyle w:val="Overskrift3"/>
@@ -3501,7 +2542,7 @@
       <w:r>
         <w:t xml:space="preserve"> </w:t>
       </w:r>
-      <w:hyperlink r:id="rId48">
+      <w:hyperlink r:id="rId45">
         <w:r>
           <w:rPr>
             <w:rStyle w:val="Hyperkobling"/>
@@ -4503,7 +3544,7 @@
               <w:pStyle w:val="Compact"/>
             </w:pPr>
             <w:r>
-              <w:t xml:space="preserve">minimum_duration</w:t>
+              <w:t xml:space="preserve">accounting_point_id</w:t>
             </w:r>
           </w:p>
         </w:tc>
@@ -4555,7 +3596,7 @@
               <w:pStyle w:val="Compact"/>
             </w:pPr>
             <w:r>
-              <w:t xml:space="preserve">RCU</w:t>
+              <w:t xml:space="preserve">RC</w:t>
             </w:r>
           </w:p>
         </w:tc>
@@ -4577,7 +3618,7 @@
               <w:pStyle w:val="Compact"/>
             </w:pPr>
             <w:r>
-              <w:t xml:space="preserve">RCU</w:t>
+              <w:t xml:space="preserve">RC</w:t>
             </w:r>
           </w:p>
         </w:tc>
@@ -4609,7 +3650,7 @@
               <w:pStyle w:val="Compact"/>
             </w:pPr>
             <w:r>
-              <w:t xml:space="preserve">maximum_duration</w:t>
+              <w:t xml:space="preserve">additional_information</w:t>
             </w:r>
           </w:p>
         </w:tc>
@@ -4715,7 +3756,7 @@
               <w:pStyle w:val="Compact"/>
             </w:pPr>
             <w:r>
-              <w:t xml:space="preserve">recovery_duration</w:t>
+              <w:t xml:space="preserve">recorded_at</w:t>
             </w:r>
           </w:p>
         </w:tc>
@@ -4767,17 +3808,6 @@
               <w:pStyle w:val="Compact"/>
             </w:pPr>
             <w:r>
-              <w:t xml:space="preserve">RCU</w:t>
-            </w:r>
-          </w:p>
-        </w:tc>
-        <w:tc>
-          <w:tcPr/>
-          <w:p>
-            <w:pPr>
-              <w:pStyle w:val="Compact"/>
-            </w:pPr>
-            <w:r>
               <w:t xml:space="preserve">R</w:t>
             </w:r>
           </w:p>
@@ -4789,7 +3819,18 @@
               <w:pStyle w:val="Compact"/>
             </w:pPr>
             <w:r>
-              <w:t xml:space="preserve">RCU</w:t>
+              <w:t xml:space="preserve">R</w:t>
+            </w:r>
+          </w:p>
+        </w:tc>
+        <w:tc>
+          <w:tcPr/>
+          <w:p>
+            <w:pPr>
+              <w:pStyle w:val="Compact"/>
+            </w:pPr>
+            <w:r>
+              <w:t xml:space="preserve">R</w:t>
             </w:r>
           </w:p>
         </w:tc>
@@ -4821,748 +3862,6 @@
               <w:pStyle w:val="Compact"/>
             </w:pPr>
             <w:r>
-              <w:t xml:space="preserve">ramp_rate</w:t>
-            </w:r>
-          </w:p>
-        </w:tc>
-        <w:tc>
-          <w:tcPr/>
-          <w:p>
-            <w:pPr>
-              <w:pStyle w:val="Compact"/>
-            </w:pPr>
-          </w:p>
-        </w:tc>
-        <w:tc>
-          <w:tcPr/>
-          <w:p>
-            <w:pPr>
-              <w:pStyle w:val="Compact"/>
-            </w:pPr>
-            <w:r>
-              <w:t xml:space="preserve">R</w:t>
-            </w:r>
-          </w:p>
-        </w:tc>
-        <w:tc>
-          <w:tcPr/>
-          <w:p>
-            <w:pPr>
-              <w:pStyle w:val="Compact"/>
-            </w:pPr>
-            <w:r>
-              <w:t xml:space="preserve">R</w:t>
-            </w:r>
-          </w:p>
-        </w:tc>
-        <w:tc>
-          <w:tcPr/>
-          <w:p>
-            <w:pPr>
-              <w:pStyle w:val="Compact"/>
-            </w:pPr>
-            <w:r>
-              <w:t xml:space="preserve">R</w:t>
-            </w:r>
-          </w:p>
-        </w:tc>
-        <w:tc>
-          <w:tcPr/>
-          <w:p>
-            <w:pPr>
-              <w:pStyle w:val="Compact"/>
-            </w:pPr>
-            <w:r>
-              <w:t xml:space="preserve">RCU</w:t>
-            </w:r>
-          </w:p>
-        </w:tc>
-        <w:tc>
-          <w:tcPr/>
-          <w:p>
-            <w:pPr>
-              <w:pStyle w:val="Compact"/>
-            </w:pPr>
-            <w:r>
-              <w:t xml:space="preserve">R</w:t>
-            </w:r>
-          </w:p>
-        </w:tc>
-        <w:tc>
-          <w:tcPr/>
-          <w:p>
-            <w:pPr>
-              <w:pStyle w:val="Compact"/>
-            </w:pPr>
-            <w:r>
-              <w:t xml:space="preserve">RCU</w:t>
-            </w:r>
-          </w:p>
-        </w:tc>
-        <w:tc>
-          <w:tcPr/>
-          <w:p>
-            <w:pPr>
-              <w:pStyle w:val="Compact"/>
-            </w:pPr>
-            <w:r>
-              <w:t xml:space="preserve">R</w:t>
-            </w:r>
-          </w:p>
-        </w:tc>
-        <w:tc>
-          <w:tcPr/>
-          <w:p>
-            <w:pPr>
-              <w:pStyle w:val="Compact"/>
-            </w:pPr>
-          </w:p>
-        </w:tc>
-      </w:tr>
-      <w:tr>
-        <w:tc>
-          <w:tcPr/>
-          <w:p>
-            <w:pPr>
-              <w:pStyle w:val="Compact"/>
-            </w:pPr>
-            <w:r>
-              <w:t xml:space="preserve">accounting_point_id</w:t>
-            </w:r>
-          </w:p>
-        </w:tc>
-        <w:tc>
-          <w:tcPr/>
-          <w:p>
-            <w:pPr>
-              <w:pStyle w:val="Compact"/>
-            </w:pPr>
-          </w:p>
-        </w:tc>
-        <w:tc>
-          <w:tcPr/>
-          <w:p>
-            <w:pPr>
-              <w:pStyle w:val="Compact"/>
-            </w:pPr>
-            <w:r>
-              <w:t xml:space="preserve">R</w:t>
-            </w:r>
-          </w:p>
-        </w:tc>
-        <w:tc>
-          <w:tcPr/>
-          <w:p>
-            <w:pPr>
-              <w:pStyle w:val="Compact"/>
-            </w:pPr>
-            <w:r>
-              <w:t xml:space="preserve">R</w:t>
-            </w:r>
-          </w:p>
-        </w:tc>
-        <w:tc>
-          <w:tcPr/>
-          <w:p>
-            <w:pPr>
-              <w:pStyle w:val="Compact"/>
-            </w:pPr>
-            <w:r>
-              <w:t xml:space="preserve">R</w:t>
-            </w:r>
-          </w:p>
-        </w:tc>
-        <w:tc>
-          <w:tcPr/>
-          <w:p>
-            <w:pPr>
-              <w:pStyle w:val="Compact"/>
-            </w:pPr>
-            <w:r>
-              <w:t xml:space="preserve">RC</w:t>
-            </w:r>
-          </w:p>
-        </w:tc>
-        <w:tc>
-          <w:tcPr/>
-          <w:p>
-            <w:pPr>
-              <w:pStyle w:val="Compact"/>
-            </w:pPr>
-            <w:r>
-              <w:t xml:space="preserve">R</w:t>
-            </w:r>
-          </w:p>
-        </w:tc>
-        <w:tc>
-          <w:tcPr/>
-          <w:p>
-            <w:pPr>
-              <w:pStyle w:val="Compact"/>
-            </w:pPr>
-            <w:r>
-              <w:t xml:space="preserve">RC</w:t>
-            </w:r>
-          </w:p>
-        </w:tc>
-        <w:tc>
-          <w:tcPr/>
-          <w:p>
-            <w:pPr>
-              <w:pStyle w:val="Compact"/>
-            </w:pPr>
-            <w:r>
-              <w:t xml:space="preserve">R</w:t>
-            </w:r>
-          </w:p>
-        </w:tc>
-        <w:tc>
-          <w:tcPr/>
-          <w:p>
-            <w:pPr>
-              <w:pStyle w:val="Compact"/>
-            </w:pPr>
-          </w:p>
-        </w:tc>
-      </w:tr>
-      <w:tr>
-        <w:tc>
-          <w:tcPr/>
-          <w:p>
-            <w:pPr>
-              <w:pStyle w:val="Compact"/>
-            </w:pPr>
-            <w:r>
-              <w:t xml:space="preserve">grid_node_id</w:t>
-            </w:r>
-          </w:p>
-        </w:tc>
-        <w:tc>
-          <w:tcPr/>
-          <w:p>
-            <w:pPr>
-              <w:pStyle w:val="Compact"/>
-            </w:pPr>
-          </w:p>
-        </w:tc>
-        <w:tc>
-          <w:tcPr/>
-          <w:p>
-            <w:pPr>
-              <w:pStyle w:val="Compact"/>
-            </w:pPr>
-            <w:r>
-              <w:t xml:space="preserve">R</w:t>
-            </w:r>
-          </w:p>
-        </w:tc>
-        <w:tc>
-          <w:tcPr/>
-          <w:p>
-            <w:pPr>
-              <w:pStyle w:val="Compact"/>
-            </w:pPr>
-            <w:r>
-              <w:t xml:space="preserve">R</w:t>
-            </w:r>
-          </w:p>
-        </w:tc>
-        <w:tc>
-          <w:tcPr/>
-          <w:p>
-            <w:pPr>
-              <w:pStyle w:val="Compact"/>
-            </w:pPr>
-            <w:r>
-              <w:t xml:space="preserve">R</w:t>
-            </w:r>
-          </w:p>
-        </w:tc>
-        <w:tc>
-          <w:tcPr/>
-          <w:p>
-            <w:pPr>
-              <w:pStyle w:val="Compact"/>
-            </w:pPr>
-            <w:r>
-              <w:t xml:space="preserve">RCU</w:t>
-            </w:r>
-          </w:p>
-        </w:tc>
-        <w:tc>
-          <w:tcPr/>
-          <w:p>
-            <w:pPr>
-              <w:pStyle w:val="Compact"/>
-            </w:pPr>
-            <w:r>
-              <w:t xml:space="preserve">RU</w:t>
-            </w:r>
-          </w:p>
-        </w:tc>
-        <w:tc>
-          <w:tcPr/>
-          <w:p>
-            <w:pPr>
-              <w:pStyle w:val="Compact"/>
-            </w:pPr>
-            <w:r>
-              <w:t xml:space="preserve">RC</w:t>
-            </w:r>
-          </w:p>
-        </w:tc>
-        <w:tc>
-          <w:tcPr/>
-          <w:p>
-            <w:pPr>
-              <w:pStyle w:val="Compact"/>
-            </w:pPr>
-            <w:r>
-              <w:t xml:space="preserve">R</w:t>
-            </w:r>
-          </w:p>
-        </w:tc>
-        <w:tc>
-          <w:tcPr/>
-          <w:p>
-            <w:pPr>
-              <w:pStyle w:val="Compact"/>
-            </w:pPr>
-          </w:p>
-        </w:tc>
-      </w:tr>
-      <w:tr>
-        <w:tc>
-          <w:tcPr/>
-          <w:p>
-            <w:pPr>
-              <w:pStyle w:val="Compact"/>
-            </w:pPr>
-            <w:r>
-              <w:t xml:space="preserve">grid_validation_status</w:t>
-            </w:r>
-          </w:p>
-        </w:tc>
-        <w:tc>
-          <w:tcPr/>
-          <w:p>
-            <w:pPr>
-              <w:pStyle w:val="Compact"/>
-            </w:pPr>
-          </w:p>
-        </w:tc>
-        <w:tc>
-          <w:tcPr/>
-          <w:p>
-            <w:pPr>
-              <w:pStyle w:val="Compact"/>
-            </w:pPr>
-            <w:r>
-              <w:t xml:space="preserve">R</w:t>
-            </w:r>
-          </w:p>
-        </w:tc>
-        <w:tc>
-          <w:tcPr/>
-          <w:p>
-            <w:pPr>
-              <w:pStyle w:val="Compact"/>
-            </w:pPr>
-            <w:r>
-              <w:t xml:space="preserve">R</w:t>
-            </w:r>
-          </w:p>
-        </w:tc>
-        <w:tc>
-          <w:tcPr/>
-          <w:p>
-            <w:pPr>
-              <w:pStyle w:val="Compact"/>
-            </w:pPr>
-            <w:r>
-              <w:t xml:space="preserve">R</w:t>
-            </w:r>
-          </w:p>
-        </w:tc>
-        <w:tc>
-          <w:tcPr/>
-          <w:p>
-            <w:pPr>
-              <w:pStyle w:val="Compact"/>
-            </w:pPr>
-            <w:r>
-              <w:t xml:space="preserve">RCU</w:t>
-            </w:r>
-          </w:p>
-        </w:tc>
-        <w:tc>
-          <w:tcPr/>
-          <w:p>
-            <w:pPr>
-              <w:pStyle w:val="Compact"/>
-            </w:pPr>
-            <w:r>
-              <w:t xml:space="preserve">RU</w:t>
-            </w:r>
-          </w:p>
-        </w:tc>
-        <w:tc>
-          <w:tcPr/>
-          <w:p>
-            <w:pPr>
-              <w:pStyle w:val="Compact"/>
-            </w:pPr>
-            <w:r>
-              <w:t xml:space="preserve">R</w:t>
-            </w:r>
-          </w:p>
-        </w:tc>
-        <w:tc>
-          <w:tcPr/>
-          <w:p>
-            <w:pPr>
-              <w:pStyle w:val="Compact"/>
-            </w:pPr>
-            <w:r>
-              <w:t xml:space="preserve">R</w:t>
-            </w:r>
-          </w:p>
-        </w:tc>
-        <w:tc>
-          <w:tcPr/>
-          <w:p>
-            <w:pPr>
-              <w:pStyle w:val="Compact"/>
-            </w:pPr>
-          </w:p>
-        </w:tc>
-      </w:tr>
-      <w:tr>
-        <w:tc>
-          <w:tcPr/>
-          <w:p>
-            <w:pPr>
-              <w:pStyle w:val="Compact"/>
-            </w:pPr>
-            <w:r>
-              <w:t xml:space="preserve">grid_validation_notes</w:t>
-            </w:r>
-          </w:p>
-        </w:tc>
-        <w:tc>
-          <w:tcPr/>
-          <w:p>
-            <w:pPr>
-              <w:pStyle w:val="Compact"/>
-            </w:pPr>
-          </w:p>
-        </w:tc>
-        <w:tc>
-          <w:tcPr/>
-          <w:p>
-            <w:pPr>
-              <w:pStyle w:val="Compact"/>
-            </w:pPr>
-            <w:r>
-              <w:t xml:space="preserve">R</w:t>
-            </w:r>
-          </w:p>
-        </w:tc>
-        <w:tc>
-          <w:tcPr/>
-          <w:p>
-            <w:pPr>
-              <w:pStyle w:val="Compact"/>
-            </w:pPr>
-            <w:r>
-              <w:t xml:space="preserve">R</w:t>
-            </w:r>
-          </w:p>
-        </w:tc>
-        <w:tc>
-          <w:tcPr/>
-          <w:p>
-            <w:pPr>
-              <w:pStyle w:val="Compact"/>
-            </w:pPr>
-            <w:r>
-              <w:t xml:space="preserve">R</w:t>
-            </w:r>
-          </w:p>
-        </w:tc>
-        <w:tc>
-          <w:tcPr/>
-          <w:p>
-            <w:pPr>
-              <w:pStyle w:val="Compact"/>
-            </w:pPr>
-            <w:r>
-              <w:t xml:space="preserve">RCU</w:t>
-            </w:r>
-          </w:p>
-        </w:tc>
-        <w:tc>
-          <w:tcPr/>
-          <w:p>
-            <w:pPr>
-              <w:pStyle w:val="Compact"/>
-            </w:pPr>
-            <w:r>
-              <w:t xml:space="preserve">RU</w:t>
-            </w:r>
-          </w:p>
-        </w:tc>
-        <w:tc>
-          <w:tcPr/>
-          <w:p>
-            <w:pPr>
-              <w:pStyle w:val="Compact"/>
-            </w:pPr>
-            <w:r>
-              <w:t xml:space="preserve">R</w:t>
-            </w:r>
-          </w:p>
-        </w:tc>
-        <w:tc>
-          <w:tcPr/>
-          <w:p>
-            <w:pPr>
-              <w:pStyle w:val="Compact"/>
-            </w:pPr>
-            <w:r>
-              <w:t xml:space="preserve">R</w:t>
-            </w:r>
-          </w:p>
-        </w:tc>
-        <w:tc>
-          <w:tcPr/>
-          <w:p>
-            <w:pPr>
-              <w:pStyle w:val="Compact"/>
-            </w:pPr>
-          </w:p>
-        </w:tc>
-      </w:tr>
-      <w:tr>
-        <w:tc>
-          <w:tcPr/>
-          <w:p>
-            <w:pPr>
-              <w:pStyle w:val="Compact"/>
-            </w:pPr>
-            <w:r>
-              <w:t xml:space="preserve">validated_at</w:t>
-            </w:r>
-          </w:p>
-        </w:tc>
-        <w:tc>
-          <w:tcPr/>
-          <w:p>
-            <w:pPr>
-              <w:pStyle w:val="Compact"/>
-            </w:pPr>
-          </w:p>
-        </w:tc>
-        <w:tc>
-          <w:tcPr/>
-          <w:p>
-            <w:pPr>
-              <w:pStyle w:val="Compact"/>
-            </w:pPr>
-            <w:r>
-              <w:t xml:space="preserve">R</w:t>
-            </w:r>
-          </w:p>
-        </w:tc>
-        <w:tc>
-          <w:tcPr/>
-          <w:p>
-            <w:pPr>
-              <w:pStyle w:val="Compact"/>
-            </w:pPr>
-            <w:r>
-              <w:t xml:space="preserve">R</w:t>
-            </w:r>
-          </w:p>
-        </w:tc>
-        <w:tc>
-          <w:tcPr/>
-          <w:p>
-            <w:pPr>
-              <w:pStyle w:val="Compact"/>
-            </w:pPr>
-            <w:r>
-              <w:t xml:space="preserve">R</w:t>
-            </w:r>
-          </w:p>
-        </w:tc>
-        <w:tc>
-          <w:tcPr/>
-          <w:p>
-            <w:pPr>
-              <w:pStyle w:val="Compact"/>
-            </w:pPr>
-            <w:r>
-              <w:t xml:space="preserve">RCU</w:t>
-            </w:r>
-          </w:p>
-        </w:tc>
-        <w:tc>
-          <w:tcPr/>
-          <w:p>
-            <w:pPr>
-              <w:pStyle w:val="Compact"/>
-            </w:pPr>
-            <w:r>
-              <w:t xml:space="preserve">RU</w:t>
-            </w:r>
-          </w:p>
-        </w:tc>
-        <w:tc>
-          <w:tcPr/>
-          <w:p>
-            <w:pPr>
-              <w:pStyle w:val="Compact"/>
-            </w:pPr>
-            <w:r>
-              <w:t xml:space="preserve">R</w:t>
-            </w:r>
-          </w:p>
-        </w:tc>
-        <w:tc>
-          <w:tcPr/>
-          <w:p>
-            <w:pPr>
-              <w:pStyle w:val="Compact"/>
-            </w:pPr>
-            <w:r>
-              <w:t xml:space="preserve">R</w:t>
-            </w:r>
-          </w:p>
-        </w:tc>
-        <w:tc>
-          <w:tcPr/>
-          <w:p>
-            <w:pPr>
-              <w:pStyle w:val="Compact"/>
-            </w:pPr>
-          </w:p>
-        </w:tc>
-      </w:tr>
-      <w:tr>
-        <w:tc>
-          <w:tcPr/>
-          <w:p>
-            <w:pPr>
-              <w:pStyle w:val="Compact"/>
-            </w:pPr>
-            <w:r>
-              <w:t xml:space="preserve">recorded_at</w:t>
-            </w:r>
-          </w:p>
-        </w:tc>
-        <w:tc>
-          <w:tcPr/>
-          <w:p>
-            <w:pPr>
-              <w:pStyle w:val="Compact"/>
-            </w:pPr>
-          </w:p>
-        </w:tc>
-        <w:tc>
-          <w:tcPr/>
-          <w:p>
-            <w:pPr>
-              <w:pStyle w:val="Compact"/>
-            </w:pPr>
-            <w:r>
-              <w:t xml:space="preserve">R</w:t>
-            </w:r>
-          </w:p>
-        </w:tc>
-        <w:tc>
-          <w:tcPr/>
-          <w:p>
-            <w:pPr>
-              <w:pStyle w:val="Compact"/>
-            </w:pPr>
-            <w:r>
-              <w:t xml:space="preserve">R</w:t>
-            </w:r>
-          </w:p>
-        </w:tc>
-        <w:tc>
-          <w:tcPr/>
-          <w:p>
-            <w:pPr>
-              <w:pStyle w:val="Compact"/>
-            </w:pPr>
-            <w:r>
-              <w:t xml:space="preserve">R</w:t>
-            </w:r>
-          </w:p>
-        </w:tc>
-        <w:tc>
-          <w:tcPr/>
-          <w:p>
-            <w:pPr>
-              <w:pStyle w:val="Compact"/>
-            </w:pPr>
-            <w:r>
-              <w:t xml:space="preserve">R</w:t>
-            </w:r>
-          </w:p>
-        </w:tc>
-        <w:tc>
-          <w:tcPr/>
-          <w:p>
-            <w:pPr>
-              <w:pStyle w:val="Compact"/>
-            </w:pPr>
-            <w:r>
-              <w:t xml:space="preserve">R</w:t>
-            </w:r>
-          </w:p>
-        </w:tc>
-        <w:tc>
-          <w:tcPr/>
-          <w:p>
-            <w:pPr>
-              <w:pStyle w:val="Compact"/>
-            </w:pPr>
-            <w:r>
-              <w:t xml:space="preserve">R</w:t>
-            </w:r>
-          </w:p>
-        </w:tc>
-        <w:tc>
-          <w:tcPr/>
-          <w:p>
-            <w:pPr>
-              <w:pStyle w:val="Compact"/>
-            </w:pPr>
-            <w:r>
-              <w:t xml:space="preserve">R</w:t>
-            </w:r>
-          </w:p>
-        </w:tc>
-        <w:tc>
-          <w:tcPr/>
-          <w:p>
-            <w:pPr>
-              <w:pStyle w:val="Compact"/>
-            </w:pPr>
-          </w:p>
-        </w:tc>
-      </w:tr>
-      <w:tr>
-        <w:tc>
-          <w:tcPr/>
-          <w:p>
-            <w:pPr>
-              <w:pStyle w:val="Compact"/>
-            </w:pPr>
-            <w:r>
               <w:t xml:space="preserve">recorded_by</w:t>
             </w:r>
           </w:p>
@@ -5662,9 +3961,9 @@
         </w:tc>
       </w:tr>
     </w:tbl>
-    <w:bookmarkEnd w:id="49"/>
-    <w:bookmarkEnd w:id="50"/>
-    <w:bookmarkEnd w:id="51"/>
+    <w:bookmarkEnd w:id="46"/>
+    <w:bookmarkEnd w:id="47"/>
+    <w:bookmarkEnd w:id="48"/>
     <w:sectPr>
       <w:headerReference r:id="rId11" w:type="default"/>
       <w:pgSz w:h="11906" w:orient="landscape" w:w="16838"/>

--- a/download/controllable_unit.docx
+++ b/download/controllable_unit.docx
@@ -3965,7 +3965,7 @@
     <w:bookmarkEnd w:id="47"/>
     <w:bookmarkEnd w:id="48"/>
     <w:sectPr>
-      <w:headerReference r:id="rId11" w:type="default"/>
+      <w:headerReference r:id="rId9" w:type="default"/>
       <w:pgSz w:h="11906" w:orient="landscape" w:w="16838"/>
       <w:pgMar w:bottom="1417" w:footer="708" w:gutter="0" w:header="708" w:left="1417" w:right="1417" w:top="1417"/>
       <w:cols w:space="708"/>

--- a/download/controllable_unit.docx
+++ b/download/controllable_unit.docx
@@ -3965,7 +3965,7 @@
     <w:bookmarkEnd w:id="47"/>
     <w:bookmarkEnd w:id="48"/>
     <w:sectPr>
-      <w:headerReference r:id="rId9" w:type="default"/>
+      <w:headerReference r:id="rId11" w:type="default"/>
       <w:pgSz w:h="11906" w:orient="landscape" w:w="16838"/>
       <w:pgMar w:bottom="1417" w:footer="708" w:gutter="0" w:header="708" w:left="1417" w:right="1417" w:top="1417"/>
       <w:cols w:space="708"/>

--- a/download/controllable_unit.docx
+++ b/download/controllable_unit.docx
@@ -853,7 +853,7 @@
               <w:pStyle w:val="Compact"/>
             </w:pPr>
             <w:r>
-              <w:t xml:space="preserve">Maximum continuous active power that the controllable unit can produce or consume, i.e. deliver for balancing and congestion services, in kilowatts.</w:t>
+              <w:t xml:space="preserve">Maximum continuous active power (flexible power) that the controllable unit can produce or consume, i.e. deliver for balancing and congestion services, in kilowatts.</w:t>
             </w:r>
           </w:p>
         </w:tc>
@@ -3965,7 +3965,7 @@
     <w:bookmarkEnd w:id="47"/>
     <w:bookmarkEnd w:id="48"/>
     <w:sectPr>
-      <w:headerReference r:id="rId11" w:type="default"/>
+      <w:headerReference r:id="rId9" w:type="default"/>
       <w:pgSz w:h="11906" w:orient="landscape" w:w="16838"/>
       <w:pgMar w:bottom="1417" w:footer="708" w:gutter="0" w:header="708" w:left="1417" w:right="1417" w:top="1417"/>
       <w:cols w:space="708"/>

--- a/download/controllable_unit.docx
+++ b/download/controllable_unit.docx
@@ -935,7 +935,7 @@
               <w:pStyle w:val="Compact"/>
             </w:pPr>
             <w:r>
-              <w:t xml:space="preserve">Whether the controllable unit is small or not, following NCDR.</w:t>
+              <w:t xml:space="preserve">Whether the controllable unit is small or not, following NCDR. Current threshold for this to be true is &lt;= 50 kW of flexible power.</w:t>
             </w:r>
           </w:p>
         </w:tc>
@@ -3965,7 +3965,7 @@
     <w:bookmarkEnd w:id="47"/>
     <w:bookmarkEnd w:id="48"/>
     <w:sectPr>
-      <w:headerReference r:id="rId9" w:type="default"/>
+      <w:headerReference r:id="rId11" w:type="default"/>
       <w:pgSz w:h="11906" w:orient="landscape" w:w="16838"/>
       <w:pgMar w:bottom="1417" w:footer="708" w:gutter="0" w:header="708" w:left="1417" w:right="1417" w:top="1417"/>
       <w:cols w:space="708"/>

--- a/download/controllable_unit.docx
+++ b/download/controllable_unit.docx
@@ -2216,7 +2216,7 @@
               <w:pStyle w:val="Compact"/>
             </w:pPr>
             <w:r>
-              <w:t xml:space="preserve">Read CU belonging to SPG that the SO can see.</w:t>
+              <w:t xml:space="preserve">Read CU where they are ISO or PSO.</w:t>
             </w:r>
           </w:p>
         </w:tc>
@@ -3965,7 +3965,7 @@
     <w:bookmarkEnd w:id="47"/>
     <w:bookmarkEnd w:id="48"/>
     <w:sectPr>
-      <w:headerReference r:id="rId9" w:type="default"/>
+      <w:headerReference r:id="rId11" w:type="default"/>
       <w:pgSz w:h="11906" w:orient="landscape" w:w="16838"/>
       <w:pgMar w:bottom="1417" w:footer="708" w:gutter="0" w:header="708" w:left="1417" w:right="1417" w:top="1417"/>
       <w:cols w:space="708"/>
